--- a/docs/research/mvp/final/v02-data-plane/transport-udp-over-tcp.docx
+++ b/docs/research/mvp/final/v02-data-plane/transport-udp-over-tcp.docx
@@ -10,7 +10,7 @@
         <w:t xml:space="preserve">UDP-over-TCP Transport</w:t>
       </w:r>
     </w:p>
-    <w:bookmarkStart w:id="42" w:name="udp-over-tcp-transport"/>
+    <w:bookmarkStart w:id="54" w:name="udp-over-tcp-transport"/>
     <w:p>
       <w:pPr>
         <w:pStyle w:val="Heading1"/>
@@ -9759,7 +9759,7 @@
     </w:p>
     <w:bookmarkEnd w:id="23"/>
     <w:bookmarkEnd w:id="24"/>
-    <w:bookmarkStart w:id="31" w:name="X6548f71ec75d90164f7e7af1b90b0891ecfc171"/>
+    <w:bookmarkStart w:id="40" w:name="X6548f71ec75d90164f7e7af1b90b0891ecfc171"/>
     <w:p>
       <w:pPr>
         <w:pStyle w:val="Heading2"/>
@@ -9768,7 +9768,7 @@
         <w:t xml:space="preserve">6. State machines &amp; lifecycle</w:t>
       </w:r>
     </w:p>
-    <w:bookmarkStart w:id="25" w:name="X2fbf7d537287bc6bf43523c8bf79683055231b3"/>
+    <w:bookmarkStart w:id="28" w:name="X2fbf7d537287bc6bf43523c8bf79683055231b3"/>
     <w:p>
       <w:pPr>
         <w:pStyle w:val="Heading3"/>
@@ -9797,15 +9797,50 @@
         <w:pStyle w:val="FirstParagraph"/>
       </w:pPr>
       <w:r>
-        <w:rPr>
-          <w:b/>
-          <w:bCs/>
-        </w:rPr>
-        <w:t xml:space="preserve">[MERMAID RENDER FAILED — block #1]</w:t>
+        <w:drawing>
+          <wp:inline>
+            <wp:extent cx="5334000" cy="4374696"/>
+            <wp:effectExtent b="0" l="0" r="0" t="0"/>
+            <wp:docPr descr="diagram" title="" id="26" name="Picture"/>
+            <a:graphic>
+              <a:graphicData uri="http://schemas.openxmlformats.org/drawingml/2006/picture">
+                <pic:pic>
+                  <pic:nvPicPr>
+                    <pic:cNvPr descr="/tmp/.private/milosvasic/tmp.DgjlkedLJ4/img/diagram_001_a75bcf558345.png" id="27" name="Picture"/>
+                    <pic:cNvPicPr>
+                      <a:picLocks noChangeArrowheads="1" noChangeAspect="1"/>
+                    </pic:cNvPicPr>
+                  </pic:nvPicPr>
+                  <pic:blipFill>
+                    <a:blip r:embed="rId25"/>
+                    <a:stretch>
+                      <a:fillRect/>
+                    </a:stretch>
+                  </pic:blipFill>
+                  <pic:spPr bwMode="auto">
+                    <a:xfrm>
+                      <a:off x="0" y="0"/>
+                      <a:ext cx="5334000" cy="4374696"/>
+                    </a:xfrm>
+                    <a:prstGeom prst="rect">
+                      <a:avLst/>
+                    </a:prstGeom>
+                    <a:noFill/>
+                    <a:ln w="9525">
+                      <a:noFill/>
+                      <a:headEnd/>
+                      <a:tailEnd/>
+                    </a:ln>
+                  </pic:spPr>
+                </pic:pic>
+              </a:graphicData>
+            </a:graphic>
+          </wp:inline>
+        </w:drawing>
       </w:r>
     </w:p>
-    <w:bookmarkEnd w:id="25"/>
-    <w:bookmarkStart w:id="26" w:name="Xf7da2456317e0a89a24827a10bf13ee228cd13d"/>
+    <w:bookmarkEnd w:id="28"/>
+    <w:bookmarkStart w:id="32" w:name="Xf7da2456317e0a89a24827a10bf13ee228cd13d"/>
     <w:p>
       <w:pPr>
         <w:pStyle w:val="Heading3"/>
@@ -9819,15 +9854,50 @@
         <w:pStyle w:val="FirstParagraph"/>
       </w:pPr>
       <w:r>
-        <w:rPr>
-          <w:b/>
-          <w:bCs/>
-        </w:rPr>
-        <w:t xml:space="preserve">[MERMAID RENDER FAILED — block #2]</w:t>
+        <w:drawing>
+          <wp:inline>
+            <wp:extent cx="5334000" cy="7853161"/>
+            <wp:effectExtent b="0" l="0" r="0" t="0"/>
+            <wp:docPr descr="diagram" title="" id="30" name="Picture"/>
+            <a:graphic>
+              <a:graphicData uri="http://schemas.openxmlformats.org/drawingml/2006/picture">
+                <pic:pic>
+                  <pic:nvPicPr>
+                    <pic:cNvPr descr="/tmp/.private/milosvasic/tmp.DgjlkedLJ4/img/diagram_002_a57da601c655.png" id="31" name="Picture"/>
+                    <pic:cNvPicPr>
+                      <a:picLocks noChangeArrowheads="1" noChangeAspect="1"/>
+                    </pic:cNvPicPr>
+                  </pic:nvPicPr>
+                  <pic:blipFill>
+                    <a:blip r:embed="rId29"/>
+                    <a:stretch>
+                      <a:fillRect/>
+                    </a:stretch>
+                  </pic:blipFill>
+                  <pic:spPr bwMode="auto">
+                    <a:xfrm>
+                      <a:off x="0" y="0"/>
+                      <a:ext cx="5334000" cy="7853161"/>
+                    </a:xfrm>
+                    <a:prstGeom prst="rect">
+                      <a:avLst/>
+                    </a:prstGeom>
+                    <a:noFill/>
+                    <a:ln w="9525">
+                      <a:noFill/>
+                      <a:headEnd/>
+                      <a:tailEnd/>
+                    </a:ln>
+                  </pic:spPr>
+                </pic:pic>
+              </a:graphicData>
+            </a:graphic>
+          </wp:inline>
+        </w:drawing>
       </w:r>
     </w:p>
-    <w:bookmarkEnd w:id="26"/>
-    <w:bookmarkStart w:id="27" w:name="Xb7083954ba21df59ab896d8dc5a3c6178df70fd"/>
+    <w:bookmarkEnd w:id="32"/>
+    <w:bookmarkStart w:id="33" w:name="Xb7083954ba21df59ab896d8dc5a3c6178df70fd"/>
     <w:p>
       <w:pPr>
         <w:pStyle w:val="Heading3"/>
@@ -10249,8 +10319,8 @@
         <w:t xml:space="preserve">(§8). (Honesty over a fake-up tunnel — §11.4.6.)</w:t>
       </w:r>
     </w:p>
-    <w:bookmarkEnd w:id="27"/>
-    <w:bookmarkStart w:id="28" w:name="X4bb77875aad79e5fc72a776bdefe76552d179cd"/>
+    <w:bookmarkEnd w:id="33"/>
+    <w:bookmarkStart w:id="34" w:name="X4bb77875aad79e5fc72a776bdefe76552d179cd"/>
     <w:p>
       <w:pPr>
         <w:pStyle w:val="Heading3"/>
@@ -10458,8 +10528,8 @@
         <w:t xml:space="preserve">test type targets (§13).</w:t>
       </w:r>
     </w:p>
-    <w:bookmarkEnd w:id="28"/>
-    <w:bookmarkStart w:id="29" w:name="X6a30bdc361df8a3ffba6807a2a855c3e18d1eca"/>
+    <w:bookmarkEnd w:id="34"/>
+    <w:bookmarkStart w:id="38" w:name="X6a30bdc361df8a3ffba6807a2a855c3e18d1eca"/>
     <w:p>
       <w:pPr>
         <w:pStyle w:val="Heading3"/>
@@ -10624,15 +10694,50 @@
         <w:pStyle w:val="BodyText"/>
       </w:pPr>
       <w:r>
-        <w:rPr>
-          <w:b/>
-          <w:bCs/>
-        </w:rPr>
-        <w:t xml:space="preserve">[MERMAID RENDER FAILED — block #3]</w:t>
+        <w:drawing>
+          <wp:inline>
+            <wp:extent cx="5334000" cy="5892980"/>
+            <wp:effectExtent b="0" l="0" r="0" t="0"/>
+            <wp:docPr descr="diagram" title="" id="36" name="Picture"/>
+            <a:graphic>
+              <a:graphicData uri="http://schemas.openxmlformats.org/drawingml/2006/picture">
+                <pic:pic>
+                  <pic:nvPicPr>
+                    <pic:cNvPr descr="/tmp/.private/milosvasic/tmp.DgjlkedLJ4/img/diagram_003_3484248890bf.png" id="37" name="Picture"/>
+                    <pic:cNvPicPr>
+                      <a:picLocks noChangeArrowheads="1" noChangeAspect="1"/>
+                    </pic:cNvPicPr>
+                  </pic:nvPicPr>
+                  <pic:blipFill>
+                    <a:blip r:embed="rId35"/>
+                    <a:stretch>
+                      <a:fillRect/>
+                    </a:stretch>
+                  </pic:blipFill>
+                  <pic:spPr bwMode="auto">
+                    <a:xfrm>
+                      <a:off x="0" y="0"/>
+                      <a:ext cx="5334000" cy="5892980"/>
+                    </a:xfrm>
+                    <a:prstGeom prst="rect">
+                      <a:avLst/>
+                    </a:prstGeom>
+                    <a:noFill/>
+                    <a:ln w="9525">
+                      <a:noFill/>
+                      <a:headEnd/>
+                      <a:tailEnd/>
+                    </a:ln>
+                  </pic:spPr>
+                </pic:pic>
+              </a:graphicData>
+            </a:graphic>
+          </wp:inline>
+        </w:drawing>
       </w:r>
     </w:p>
-    <w:bookmarkEnd w:id="29"/>
-    <w:bookmarkStart w:id="30" w:name="X4e011630bff9dbeae3e56fa0f6d789834285d0c"/>
+    <w:bookmarkEnd w:id="38"/>
+    <w:bookmarkStart w:id="39" w:name="X4e011630bff9dbeae3e56fa0f6d789834285d0c"/>
     <w:p>
       <w:pPr>
         <w:pStyle w:val="Heading3"/>
@@ -11755,9 +11860,9 @@
         </w:pict>
       </w:r>
     </w:p>
-    <w:bookmarkEnd w:id="30"/>
-    <w:bookmarkEnd w:id="31"/>
-    <w:bookmarkStart w:id="34" w:name="Xd0c9105b0f24252635f890bf021fe4251cd939a"/>
+    <w:bookmarkEnd w:id="39"/>
+    <w:bookmarkEnd w:id="40"/>
+    <w:bookmarkStart w:id="46" w:name="Xd0c9105b0f24252635f890bf021fe4251cd939a"/>
     <w:p>
       <w:pPr>
         <w:pStyle w:val="Heading2"/>
@@ -11766,7 +11871,7 @@
         <w:t xml:space="preserve">7. The head-of-line-blocking tradeoff (the defining property)</w:t>
       </w:r>
     </w:p>
-    <w:bookmarkStart w:id="32" w:name="Xf931da97c8a3b4150a1cb5fe13ef1d23ab3e75c"/>
+    <w:bookmarkStart w:id="44" w:name="Xf931da97c8a3b4150a1cb5fe13ef1d23ab3e75c"/>
     <w:p>
       <w:pPr>
         <w:pStyle w:val="Heading3"/>
@@ -11944,15 +12049,50 @@
         <w:pStyle w:val="BodyText"/>
       </w:pPr>
       <w:r>
-        <w:rPr>
-          <w:b/>
-          <w:bCs/>
-        </w:rPr>
-        <w:t xml:space="preserve">[MERMAID RENDER FAILED — block #4]</w:t>
+        <w:drawing>
+          <wp:inline>
+            <wp:extent cx="5334000" cy="3510642"/>
+            <wp:effectExtent b="0" l="0" r="0" t="0"/>
+            <wp:docPr descr="diagram" title="" id="42" name="Picture"/>
+            <a:graphic>
+              <a:graphicData uri="http://schemas.openxmlformats.org/drawingml/2006/picture">
+                <pic:pic>
+                  <pic:nvPicPr>
+                    <pic:cNvPr descr="/tmp/.private/milosvasic/tmp.DgjlkedLJ4/img/diagram_004_9cf00e56fac0.png" id="43" name="Picture"/>
+                    <pic:cNvPicPr>
+                      <a:picLocks noChangeArrowheads="1" noChangeAspect="1"/>
+                    </pic:cNvPicPr>
+                  </pic:nvPicPr>
+                  <pic:blipFill>
+                    <a:blip r:embed="rId41"/>
+                    <a:stretch>
+                      <a:fillRect/>
+                    </a:stretch>
+                  </pic:blipFill>
+                  <pic:spPr bwMode="auto">
+                    <a:xfrm>
+                      <a:off x="0" y="0"/>
+                      <a:ext cx="5334000" cy="3510642"/>
+                    </a:xfrm>
+                    <a:prstGeom prst="rect">
+                      <a:avLst/>
+                    </a:prstGeom>
+                    <a:noFill/>
+                    <a:ln w="9525">
+                      <a:noFill/>
+                      <a:headEnd/>
+                      <a:tailEnd/>
+                    </a:ln>
+                  </pic:spPr>
+                </pic:pic>
+              </a:graphicData>
+            </a:graphic>
+          </wp:inline>
+        </w:drawing>
       </w:r>
     </w:p>
-    <w:bookmarkEnd w:id="32"/>
-    <w:bookmarkStart w:id="33" w:name="X05463f88f5538d14957423adc644b4c814495b5"/>
+    <w:bookmarkEnd w:id="44"/>
+    <w:bookmarkStart w:id="45" w:name="X05463f88f5538d14957423adc644b4c814495b5"/>
     <w:p>
       <w:pPr>
         <w:pStyle w:val="Heading3"/>
@@ -12443,9 +12583,9 @@
         </w:pict>
       </w:r>
     </w:p>
-    <w:bookmarkEnd w:id="33"/>
-    <w:bookmarkEnd w:id="34"/>
-    <w:bookmarkStart w:id="35" w:name="Xa328666c105b55b038ff7268b96c4b5f15ea0e9"/>
+    <w:bookmarkEnd w:id="45"/>
+    <w:bookmarkEnd w:id="46"/>
+    <w:bookmarkStart w:id="47" w:name="Xa328666c105b55b038ff7268b96c4b5f15ea0e9"/>
     <w:p>
       <w:pPr>
         <w:pStyle w:val="Heading2"/>
@@ -13425,8 +13565,8 @@
         </w:pict>
       </w:r>
     </w:p>
-    <w:bookmarkEnd w:id="35"/>
-    <w:bookmarkStart w:id="36" w:name="X0f8928600ee4d9e32fcf0a0a253bb5a7e7c88ed"/>
+    <w:bookmarkEnd w:id="47"/>
+    <w:bookmarkStart w:id="48" w:name="X0f8928600ee4d9e32fcf0a0a253bb5a7e7c88ed"/>
     <w:p>
       <w:pPr>
         <w:pStyle w:val="Heading2"/>
@@ -14613,8 +14753,8 @@
         </w:pict>
       </w:r>
     </w:p>
-    <w:bookmarkEnd w:id="36"/>
-    <w:bookmarkStart w:id="37" w:name="Xbc3645f0bea4d00aea7350cf13628aa9beebc43"/>
+    <w:bookmarkEnd w:id="48"/>
+    <w:bookmarkStart w:id="49" w:name="Xbc3645f0bea4d00aea7350cf13628aa9beebc43"/>
     <w:p>
       <w:pPr>
         <w:pStyle w:val="Heading2"/>
@@ -15141,8 +15281,8 @@
         </w:pict>
       </w:r>
     </w:p>
-    <w:bookmarkEnd w:id="37"/>
-    <w:bookmarkStart w:id="38" w:name="Xda1f228502ed4795ba8d4909de0ebf1a98badcb"/>
+    <w:bookmarkEnd w:id="49"/>
+    <w:bookmarkStart w:id="50" w:name="Xda1f228502ed4795ba8d4909de0ebf1a98badcb"/>
     <w:p>
       <w:pPr>
         <w:pStyle w:val="Heading2"/>
@@ -15922,8 +16062,8 @@
         </w:pict>
       </w:r>
     </w:p>
-    <w:bookmarkEnd w:id="38"/>
-    <w:bookmarkStart w:id="39" w:name="X16f1648241fa3d6d73716a0819a4a70c6aeee0e"/>
+    <w:bookmarkEnd w:id="50"/>
+    <w:bookmarkStart w:id="51" w:name="X16f1648241fa3d6d73716a0819a4a70c6aeee0e"/>
     <w:p>
       <w:pPr>
         <w:pStyle w:val="Heading2"/>
@@ -16504,8 +16644,8 @@
         </w:pict>
       </w:r>
     </w:p>
-    <w:bookmarkEnd w:id="39"/>
-    <w:bookmarkStart w:id="40" w:name="Xe7714eb8a3fabbc7c439806f84a37472eafce47"/>
+    <w:bookmarkEnd w:id="51"/>
+    <w:bookmarkStart w:id="52" w:name="Xe7714eb8a3fabbc7c439806f84a37472eafce47"/>
     <w:p>
       <w:pPr>
         <w:pStyle w:val="Heading2"/>
@@ -18085,8 +18225,8 @@
         </w:pict>
       </w:r>
     </w:p>
-    <w:bookmarkEnd w:id="40"/>
-    <w:bookmarkStart w:id="41" w:name="X46825712e22737500b9e572871ae9a5334bbb84"/>
+    <w:bookmarkEnd w:id="52"/>
+    <w:bookmarkStart w:id="53" w:name="X46825712e22737500b9e572871ae9a5334bbb84"/>
     <w:p>
       <w:pPr>
         <w:pStyle w:val="Heading2"/>
@@ -18626,8 +18766,8 @@
         <w:t xml:space="preserve">to be resolved by measurement, not assumption (§11.4.6).</w:t>
       </w:r>
     </w:p>
-    <w:bookmarkEnd w:id="41"/>
-    <w:bookmarkEnd w:id="42"/>
+    <w:bookmarkEnd w:id="53"/>
+    <w:bookmarkEnd w:id="54"/>
     <w:sectPr>
       <w:footnotePr>
         <w:numRestart w:val="eachSect"/>
